--- a/DocumentacaoFinal/INTEGRA_2026_Entrega_7_20_Oxide_Enxuta_e_Envio_ao_Supabase.docx
+++ b/DocumentacaoFinal/INTEGRA_2026_Entrega_7_20_Oxide_Enxuta_e_Envio_ao_Supabase.docx
@@ -605,7 +605,7 @@
                 <w:szCs w:val="17"/>
                 <w:lang w:val="pt-BR"/>
               </w:rPr>
-              <w:t xml:space="preserve">Respostas de Natã da Silva Baracho, depois da conversa com o professor Alisson: o Supabase é o banco principal; envio pela API REST; fila mínima; manter as rotas atuais; bateria, latitude e longitude obrigatórias em todas as mensagens; sem sinal de GPS, enviar a última posição; pode começar pelo que não depende do Supabase.</w:t>
+              <w:t xml:space="preserve">Síntese das instruções dadas à IA. Contexto: o professor Alisson confirmou o Supabase como banco principal. Tarefa: reduzir a Oxide a uma fila mínima e entregar os dados do lacre ao Supabase. Restrições: posição e bateria obrigatórias; sem GPS, enviar a última posição; manter as rotas do lacre. Entrega esperada: código, migração, contrato de entrega e relatório.</w:t>
             </w:r>
           </w:p>
         </w:tc>
@@ -883,7 +883,7 @@
                 <w:szCs w:val="17"/>
                 <w:lang w:val="pt-BR"/>
               </w:rPr>
-              <w:t xml:space="preserve">Compilação sem erros; suíte nova com 71 de 71 casos e simulador com 23 de 23, com um recebedor de teste no lugar do Supabase; migração conferida numa cópia do oxide.db real, com o original intacto (checksum igual). Natã da Silva Baracho respondeu o questionário de 15 perguntas e aprovou em 10/10/2026, com duas confirmações pendentes.</w:t>
+              <w:t xml:space="preserve">Natã da Silva Baracho, responsável pelo backend, leu o relatório de teste e respondeu o questionário de validação (15 perguntas). Aprovou em 10/10/2026, depois de pedir dois ajustes. Evidências do relatório: suíte com 71 de 71 e simulador com 23 de 23, com recebedor de teste no lugar do Supabase; migração conferida numa cópia do banco. Testes executados pela IA; aprovação do responsável.</w:t>
             </w:r>
           </w:p>
         </w:tc>
